--- a/Prompt/JMTMMS_Reservation_V7.docx
+++ b/Prompt/JMTMMS_Reservation_V7.docx
@@ -1018,7 +1018,7 @@
           <w:numId w:val="30"/>
         </w:numPr>
         <w:rPr>
-          <w:rFonts w:ascii="TH Sarabun New" w:hAnsi="TH Sarabun New" w:cs="TH Sarabun New" w:hint="cs"/>
+          <w:rFonts w:ascii="TH Sarabun New" w:hAnsi="TH Sarabun New" w:cs="TH Sarabun New"/>
           <w:sz w:val="36"/>
           <w:szCs w:val="36"/>
         </w:rPr>
@@ -1079,15 +1079,7 @@
           <w:sz w:val="36"/>
           <w:szCs w:val="36"/>
         </w:rPr>
-        <w:t xml:space="preserve"> </w:t>
-      </w:r>
-      <w:r>
-        <w:rPr>
-          <w:rFonts w:ascii="TH Sarabun New" w:hAnsi="TH Sarabun New" w:cs="TH Sarabun New"/>
-          <w:sz w:val="36"/>
-          <w:szCs w:val="36"/>
-        </w:rPr>
-        <w:t xml:space="preserve">+ </w:t>
+        <w:t xml:space="preserve"> + </w:t>
       </w:r>
       <w:r>
         <w:rPr>
@@ -1702,41 +1694,16 @@
           <w:sz w:val="36"/>
           <w:szCs w:val="36"/>
         </w:rPr>
-        <w:t>column “</w:t>
-      </w:r>
-      <w:r>
-        <w:rPr>
-          <w:rFonts w:ascii="TH Sarabun New" w:hAnsi="TH Sarabun New" w:cs="TH Sarabun New"/>
-          <w:sz w:val="36"/>
-          <w:szCs w:val="36"/>
-        </w:rPr>
-        <w:t>cancel_flag</w:t>
-      </w:r>
-      <w:r>
-        <w:rPr>
-          <w:rFonts w:ascii="TH Sarabun New" w:hAnsi="TH Sarabun New" w:cs="TH Sarabun New"/>
-          <w:sz w:val="36"/>
-          <w:szCs w:val="36"/>
-        </w:rPr>
-        <w:t>”</w:t>
-      </w:r>
-      <w:r>
-        <w:rPr>
-          <w:rFonts w:ascii="TH Sarabun New" w:hAnsi="TH Sarabun New" w:cs="TH Sarabun New" w:hint="cs"/>
-          <w:sz w:val="36"/>
-          <w:szCs w:val="36"/>
-          <w:cs/>
-        </w:rPr>
-        <w:t xml:space="preserve"> </w:t>
-      </w:r>
-      <w:r>
-        <w:rPr>
-          <w:rFonts w:ascii="TH Sarabun New" w:hAnsi="TH Sarabun New" w:cs="TH Sarabun New" w:hint="cs"/>
-          <w:sz w:val="36"/>
-          <w:szCs w:val="36"/>
-          <w:cs/>
-        </w:rPr>
-        <w:t xml:space="preserve">เก็บค่าถ้ามีการ </w:t>
+        <w:t>column “cancel_flag”</w:t>
+      </w:r>
+      <w:r>
+        <w:rPr>
+          <w:rFonts w:ascii="TH Sarabun New" w:hAnsi="TH Sarabun New" w:cs="TH Sarabun New" w:hint="cs"/>
+          <w:sz w:val="36"/>
+          <w:szCs w:val="36"/>
+          <w:cs/>
+        </w:rPr>
+        <w:t xml:space="preserve"> เก็บค่าถ้ามีการ </w:t>
       </w:r>
       <w:r>
         <w:rPr>
@@ -1784,16 +1751,7 @@
           <w:szCs w:val="36"/>
           <w:cs/>
         </w:rPr>
-        <w:t>เพิ่ม</w:t>
-      </w:r>
-      <w:r>
-        <w:rPr>
-          <w:rFonts w:ascii="TH Sarabun New" w:hAnsi="TH Sarabun New" w:cs="TH Sarabun New" w:hint="cs"/>
-          <w:sz w:val="36"/>
-          <w:szCs w:val="36"/>
-          <w:cs/>
-        </w:rPr>
-        <w:t xml:space="preserve"> </w:t>
+        <w:t xml:space="preserve">เพิ่ม </w:t>
       </w:r>
       <w:r>
         <w:rPr>
@@ -2625,7 +2583,7 @@
           <w:numId w:val="32"/>
         </w:numPr>
         <w:rPr>
-          <w:rFonts w:ascii="TH Sarabun New" w:hAnsi="TH Sarabun New" w:cs="TH Sarabun New" w:hint="cs"/>
+          <w:rFonts w:ascii="TH Sarabun New" w:hAnsi="TH Sarabun New" w:cs="TH Sarabun New"/>
           <w:sz w:val="36"/>
           <w:szCs w:val="36"/>
         </w:rPr>
@@ -2745,6 +2703,164 @@
     <w:p>
       <w:pPr>
         <w:pStyle w:val="ListParagraph"/>
+        <w:numPr>
+          <w:ilvl w:val="0"/>
+          <w:numId w:val="32"/>
+        </w:numPr>
+        <w:rPr>
+          <w:rFonts w:ascii="TH Sarabun New" w:hAnsi="TH Sarabun New" w:cs="TH Sarabun New"/>
+          <w:sz w:val="36"/>
+          <w:szCs w:val="36"/>
+        </w:rPr>
+      </w:pPr>
+      <w:r>
+        <w:rPr>
+          <w:rFonts w:ascii="TH Sarabun New" w:hAnsi="TH Sarabun New" w:cs="TH Sarabun New" w:hint="cs"/>
+          <w:sz w:val="36"/>
+          <w:szCs w:val="36"/>
+          <w:cs/>
+        </w:rPr>
+        <w:lastRenderedPageBreak/>
+        <w:t xml:space="preserve">ช่วยเพิ่ม </w:t>
+      </w:r>
+      <w:r>
+        <w:rPr>
+          <w:rFonts w:ascii="TH Sarabun New" w:hAnsi="TH Sarabun New" w:cs="TH Sarabun New"/>
+          <w:sz w:val="36"/>
+          <w:szCs w:val="36"/>
+        </w:rPr>
+        <w:t>column “</w:t>
+      </w:r>
+      <w:r>
+        <w:rPr>
+          <w:rFonts w:ascii="TH Sarabun New" w:hAnsi="TH Sarabun New" w:cs="TH Sarabun New"/>
+          <w:b/>
+          <w:bCs/>
+          <w:sz w:val="36"/>
+          <w:szCs w:val="36"/>
+        </w:rPr>
+        <w:t>service_id</w:t>
+      </w:r>
+      <w:r>
+        <w:rPr>
+          <w:rFonts w:ascii="TH Sarabun New" w:hAnsi="TH Sarabun New" w:cs="TH Sarabun New"/>
+          <w:sz w:val="36"/>
+          <w:szCs w:val="36"/>
+        </w:rPr>
+        <w:t xml:space="preserve">” </w:t>
+      </w:r>
+      <w:r>
+        <w:rPr>
+          <w:rFonts w:ascii="TH Sarabun New" w:hAnsi="TH Sarabun New" w:cs="TH Sarabun New" w:hint="cs"/>
+          <w:sz w:val="36"/>
+          <w:szCs w:val="36"/>
+          <w:cs/>
+        </w:rPr>
+        <w:t xml:space="preserve">ต่อจาก </w:t>
+      </w:r>
+      <w:r>
+        <w:rPr>
+          <w:rFonts w:ascii="TH Sarabun New" w:hAnsi="TH Sarabun New" w:cs="TH Sarabun New"/>
+          <w:sz w:val="36"/>
+          <w:szCs w:val="36"/>
+        </w:rPr>
+        <w:t>column staff_id</w:t>
+      </w:r>
+      <w:r>
+        <w:rPr>
+          <w:rFonts w:ascii="TH Sarabun New" w:hAnsi="TH Sarabun New" w:cs="TH Sarabun New" w:hint="cs"/>
+          <w:sz w:val="36"/>
+          <w:szCs w:val="36"/>
+          <w:cs/>
+        </w:rPr>
+        <w:t xml:space="preserve"> </w:t>
+      </w:r>
+      <w:r>
+        <w:rPr>
+          <w:rFonts w:ascii="TH Sarabun New" w:hAnsi="TH Sarabun New" w:cs="TH Sarabun New" w:hint="cs"/>
+          <w:sz w:val="36"/>
+          <w:szCs w:val="36"/>
+          <w:cs/>
+        </w:rPr>
+        <w:t xml:space="preserve">ที่ </w:t>
+      </w:r>
+      <w:r>
+        <w:rPr>
+          <w:rFonts w:ascii="TH Sarabun New" w:hAnsi="TH Sarabun New" w:cs="TH Sarabun New"/>
+          <w:sz w:val="36"/>
+          <w:szCs w:val="36"/>
+        </w:rPr>
+        <w:t xml:space="preserve">sheet </w:t>
+      </w:r>
+      <w:r>
+        <w:rPr>
+          <w:rFonts w:ascii="TH Sarabun New" w:hAnsi="TH Sarabun New" w:cs="TH Sarabun New" w:hint="cs"/>
+          <w:sz w:val="36"/>
+          <w:szCs w:val="36"/>
+          <w:cs/>
+        </w:rPr>
+        <w:t>ใน</w:t>
+      </w:r>
+      <w:r>
+        <w:rPr>
+          <w:rFonts w:ascii="TH Sarabun New" w:hAnsi="TH Sarabun New" w:cs="TH Sarabun New" w:hint="cs"/>
+          <w:sz w:val="36"/>
+          <w:szCs w:val="36"/>
+          <w:cs/>
+        </w:rPr>
+        <w:t xml:space="preserve">ตัวแปลค่า </w:t>
+      </w:r>
+      <w:r>
+        <w:rPr>
+          <w:rFonts w:ascii="TH Sarabun New" w:hAnsi="TH Sarabun New" w:cs="TH Sarabun New"/>
+          <w:b/>
+          <w:bCs/>
+          <w:sz w:val="36"/>
+          <w:szCs w:val="36"/>
+        </w:rPr>
+        <w:t>Sheet_Name_Reservation</w:t>
+      </w:r>
+      <w:r>
+        <w:rPr>
+          <w:rFonts w:ascii="TH Sarabun New" w:hAnsi="TH Sarabun New" w:cs="TH Sarabun New" w:hint="cs"/>
+          <w:b/>
+          <w:bCs/>
+          <w:sz w:val="36"/>
+          <w:szCs w:val="36"/>
+          <w:cs/>
+        </w:rPr>
+        <w:t xml:space="preserve"> </w:t>
+      </w:r>
+      <w:r>
+        <w:rPr>
+          <w:rFonts w:ascii="TH Sarabun New" w:hAnsi="TH Sarabun New" w:cs="TH Sarabun New" w:hint="cs"/>
+          <w:sz w:val="36"/>
+          <w:szCs w:val="36"/>
+          <w:cs/>
+        </w:rPr>
+        <w:t xml:space="preserve">และปรับให้การทำ </w:t>
+      </w:r>
+      <w:r>
+        <w:rPr>
+          <w:rFonts w:ascii="TH Sarabun New" w:hAnsi="TH Sarabun New" w:cs="TH Sarabun New"/>
+          <w:sz w:val="36"/>
+          <w:szCs w:val="36"/>
+        </w:rPr>
+        <w:t xml:space="preserve">CRUD </w:t>
+      </w:r>
+      <w:r>
+        <w:rPr>
+          <w:rFonts w:ascii="TH Sarabun New" w:hAnsi="TH Sarabun New" w:cs="TH Sarabun New" w:hint="cs"/>
+          <w:sz w:val="36"/>
+          <w:szCs w:val="36"/>
+          <w:cs/>
+        </w:rPr>
+        <w:t>บันทึกค่าด้วย</w:t>
+      </w:r>
+    </w:p>
+    <w:p>
+      <w:pPr>
+        <w:pStyle w:val="ListParagraph"/>
         <w:ind w:left="1872"/>
         <w:rPr>
           <w:rFonts w:ascii="TH Sarabun New" w:hAnsi="TH Sarabun New" w:cs="TH Sarabun New"/>
@@ -2760,7 +2876,6 @@
           <w:szCs w:val="36"/>
           <w:cs/>
         </w:rPr>
-        <w:lastRenderedPageBreak/>
         <w:br/>
       </w:r>
       <w:r>
